--- a/tests/fixtures/parsing/dev/g_ligatures_hyphens_var2.docx
+++ b/tests/fixtures/parsing/dev/g_ligatures_hyphens_var2.docx
@@ -20,7 +20,7 @@
           <w:sz w:val="19"/>
           <w:szCs w:val="19"/>
         </w:rPr>
-        <w:t xml:space="preserve">rohan.patel@example.com  |  +91 98232 39025  |  https://github.com/rohanpatel90  |  https://linkedin.com/in/rohanpatel90</w:t>
+        <w:t xml:space="preserve">rohan.patel@example.com  |  +91 98232 39025  |  https://github.com/rohanpatel90  |  https://linkedin.com/in/rohanpatel90  |  https://rohanpatel90.dev</w:t>
       </w:r>
     </w:p>
     <w:p>
